--- a/Informe_Broyden_DAT252.docx
+++ b/Informe_Broyden_DAT252.docx
@@ -124,7 +124,19 @@
           <w:color w:val="000000"/>
           <w:lang w:val="es-BO"/>
         </w:rPr>
-        <w:t xml:space="preserve"> [Integrante 1], [Integrante 2]</w:t>
+        <w:t xml:space="preserve"> Cordova Avendaño Yoshua Aaron</w:t>
+      </w:r>
+      <w:r>
+        <w:br/>
+      </w:r>
+      <w:r>
+        <w:rPr>
+          <w:sz w:val="24"/>
+          <w:szCs w:val="24"/>
+          <w:color w:val="000000"/>
+          <w:lang w:val="es-BO"/>
+        </w:rPr>
+        <w:t xml:space="preserve">Sempertegui Flores Erick Sebastian</w:t>
       </w:r>
     </w:p>
     <w:p>
@@ -5355,7 +5367,6 @@
     <w:sectPr>
       <w:pgSz w:w="12240" w:h="15840"/>
       <w:pgMar w:top="1440" w:right="1440" w:bottom="1440" w:left="1440" w:header="720" w:footer="720" w:gutter="0"/>
-      <w:cols w:space="720"/>
       <w:docGrid w:linePitch="360"/>
     </w:sectPr>
   </w:body>
